--- a/DSA project edit distance dataset.docx
+++ b/DSA project edit distance dataset.docx
@@ -41,6 +41,7 @@
                 <w:bCs/>
               </w:rPr>
             </w:pPr>
+            <w:proofErr w:type="spellStart"/>
             <w:r>
               <w:rPr>
                 <w:b/>
@@ -48,6 +49,7 @@
               </w:rPr>
               <w:t>Record_ID</w:t>
             </w:r>
+            <w:proofErr w:type="spellEnd"/>
           </w:p>
         </w:tc>
         <w:tc>
@@ -63,6 +65,7 @@
                 <w:bCs/>
               </w:rPr>
             </w:pPr>
+            <w:proofErr w:type="spellStart"/>
             <w:r>
               <w:rPr>
                 <w:b/>
@@ -70,6 +73,7 @@
               </w:rPr>
               <w:t>Alumni_ID</w:t>
             </w:r>
+            <w:proofErr w:type="spellEnd"/>
           </w:p>
         </w:tc>
         <w:tc>
@@ -85,6 +89,7 @@
                 <w:bCs/>
               </w:rPr>
             </w:pPr>
+            <w:proofErr w:type="spellStart"/>
             <w:r>
               <w:rPr>
                 <w:b/>
@@ -92,6 +97,7 @@
               </w:rPr>
               <w:t>Search_Query</w:t>
             </w:r>
+            <w:proofErr w:type="spellEnd"/>
           </w:p>
         </w:tc>
         <w:tc>
@@ -107,6 +113,7 @@
                 <w:bCs/>
               </w:rPr>
             </w:pPr>
+            <w:proofErr w:type="spellStart"/>
             <w:r>
               <w:rPr>
                 <w:b/>
@@ -114,6 +121,7 @@
               </w:rPr>
               <w:t>Alumni_Text</w:t>
             </w:r>
+            <w:proofErr w:type="spellEnd"/>
           </w:p>
         </w:tc>
         <w:tc>
@@ -307,9 +315,11 @@
             <w:hideMark/>
           </w:tcPr>
           <w:p>
+            <w:proofErr w:type="spellStart"/>
             <w:r>
               <w:t>Jvaa</w:t>
             </w:r>
+            <w:proofErr w:type="spellEnd"/>
           </w:p>
         </w:tc>
         <w:tc>
@@ -485,9 +495,11 @@
             <w:hideMark/>
           </w:tcPr>
           <w:p>
+            <w:proofErr w:type="spellStart"/>
             <w:r>
               <w:t>Pythn</w:t>
             </w:r>
+            <w:proofErr w:type="spellEnd"/>
           </w:p>
         </w:tc>
         <w:tc>
@@ -1197,9 +1209,11 @@
             <w:hideMark/>
           </w:tcPr>
           <w:p>
+            <w:proofErr w:type="spellStart"/>
             <w:r>
               <w:t>Datascience</w:t>
             </w:r>
+            <w:proofErr w:type="spellEnd"/>
           </w:p>
         </w:tc>
         <w:tc>
@@ -1608,85 +1622,7 @@
         </w:tc>
       </w:tr>
     </w:tbl>
-    <w:p>
-      <w:r>
-        <w:drawing>
-          <wp:inline distT="0" distB="0" distL="0" distR="0" wp14:anchorId="0C076C7A" wp14:editId="13D94C1B">
-            <wp:extent cx="5458587" cy="3057952"/>
-            <wp:effectExtent l="0" t="0" r="8890" b="9525"/>
-            <wp:docPr id="846472648" name="Picture 1"/>
-            <wp:cNvGraphicFramePr>
-              <a:graphicFrameLocks xmlns:a="http://schemas.openxmlformats.org/drawingml/2006/main" noChangeAspect="1"/>
-            </wp:cNvGraphicFramePr>
-            <a:graphic xmlns:a="http://schemas.openxmlformats.org/drawingml/2006/main">
-              <a:graphicData uri="http://schemas.openxmlformats.org/drawingml/2006/picture">
-                <pic:pic xmlns:pic="http://schemas.openxmlformats.org/drawingml/2006/picture">
-                  <pic:nvPicPr>
-                    <pic:cNvPr id="846472648" name=""/>
-                    <pic:cNvPicPr/>
-                  </pic:nvPicPr>
-                  <pic:blipFill>
-                    <a:blip r:embed="rId4"/>
-                    <a:stretch>
-                      <a:fillRect/>
-                    </a:stretch>
-                  </pic:blipFill>
-                  <pic:spPr>
-                    <a:xfrm>
-                      <a:off x="0" y="0"/>
-                      <a:ext cx="5458587" cy="3057952"/>
-                    </a:xfrm>
-                    <a:prstGeom prst="rect">
-                      <a:avLst/>
-                    </a:prstGeom>
-                  </pic:spPr>
-                </pic:pic>
-              </a:graphicData>
-            </a:graphic>
-          </wp:inline>
-        </w:drawing>
-      </w:r>
-    </w:p>
-    <w:p>
-      <w:r>
-        <w:lastRenderedPageBreak/>
-        <w:drawing>
-          <wp:inline distT="0" distB="0" distL="0" distR="0" wp14:anchorId="597BFD09" wp14:editId="04A71A17">
-            <wp:extent cx="5563376" cy="2419688"/>
-            <wp:effectExtent l="0" t="0" r="0" b="0"/>
-            <wp:docPr id="984549412" name="Picture 1"/>
-            <wp:cNvGraphicFramePr>
-              <a:graphicFrameLocks xmlns:a="http://schemas.openxmlformats.org/drawingml/2006/main" noChangeAspect="1"/>
-            </wp:cNvGraphicFramePr>
-            <a:graphic xmlns:a="http://schemas.openxmlformats.org/drawingml/2006/main">
-              <a:graphicData uri="http://schemas.openxmlformats.org/drawingml/2006/picture">
-                <pic:pic xmlns:pic="http://schemas.openxmlformats.org/drawingml/2006/picture">
-                  <pic:nvPicPr>
-                    <pic:cNvPr id="984549412" name=""/>
-                    <pic:cNvPicPr/>
-                  </pic:nvPicPr>
-                  <pic:blipFill>
-                    <a:blip r:embed="rId5"/>
-                    <a:stretch>
-                      <a:fillRect/>
-                    </a:stretch>
-                  </pic:blipFill>
-                  <pic:spPr>
-                    <a:xfrm>
-                      <a:off x="0" y="0"/>
-                      <a:ext cx="5563376" cy="2419688"/>
-                    </a:xfrm>
-                    <a:prstGeom prst="rect">
-                      <a:avLst/>
-                    </a:prstGeom>
-                  </pic:spPr>
-                </pic:pic>
-              </a:graphicData>
-            </a:graphic>
-          </wp:inline>
-        </w:drawing>
-      </w:r>
-    </w:p>
+    <w:p/>
     <w:sectPr>
       <w:pgSz w:w="11906" w:h="16838"/>
       <w:pgMar w:top="1440" w:right="1440" w:bottom="1440" w:left="1440" w:header="708" w:footer="708" w:gutter="0"/>
@@ -2300,7 +2236,6 @@
   <w:style w:type="character" w:default="1" w:styleId="DefaultParagraphFont">
     <w:name w:val="Default Paragraph Font"/>
     <w:uiPriority w:val="1"/>
-    <w:semiHidden/>
     <w:unhideWhenUsed/>
   </w:style>
   <w:style w:type="table" w:default="1" w:styleId="TableNormal">
